--- a/DOKUMENTACJA_Budzisz_Jasztal.docx
+++ b/DOKUMENTACJA_Budzisz_Jasztal.docx
@@ -3565,15 +3565,7 @@
         <w:jc w:val="both"/>
       </w:pPr>
       <w:r>
-        <w:t xml:space="preserve">W projekcie świadomie wykorzystaliśmy kilka klasycznych wzorców projektowych. Większość z nich jest typowa dla aplikacji opartych o Spring </w:t>
-      </w:r>
-      <w:proofErr w:type="spellStart"/>
-      <w:r>
-        <w:t>Boot</w:t>
-      </w:r>
-      <w:proofErr w:type="spellEnd"/>
-      <w:r>
-        <w:t>.</w:t>
+        <w:t xml:space="preserve">W projekcie świadomie zaprojektowaliśmy i zaimplementowaliśmy cztery klasyczne wzorce projektowe, po jednym lub kilka z każdej z trzech grup omawianych na zajęciach: konstrukcyjnej, strukturalnej i czynnościowej. Każdy z nich rozwiązuje konkretny problem występujący w kodzie, ma własną implementację oraz dedykowany test jednostkowy. Dla każdego wzorca opisujemy poniżej: problem, który motywuje jego użycie, sposób rozwiązania oraz miejsce w kodzie i test.</w:t>
       </w:r>
     </w:p>
     <w:p>
@@ -3581,13 +3573,8 @@
         <w:pStyle w:val="Heading2"/>
       </w:pPr>
       <w:r>
-        <w:t xml:space="preserve">11.1. </w:t>
-      </w:r>
-      <w:proofErr w:type="spellStart"/>
-      <w:r>
-        <w:t>Repository</w:t>
-      </w:r>
-      <w:proofErr w:type="spellEnd"/>
+        <w:t xml:space="preserve">11.1. Budowniczy (Builder) — wzorzec konstrukcyjny</w:t>
+      </w:r>
     </w:p>
     <w:p>
       <w:pPr>
@@ -3595,53 +3582,8 @@
         <w:jc w:val="both"/>
       </w:pPr>
       <w:r>
-        <w:t xml:space="preserve">Każda encja ma swój interfejs repozytorium dziedziczący po </w:t>
-      </w:r>
-      <w:proofErr w:type="spellStart"/>
-      <w:r>
-        <w:t>JpaRepository</w:t>
-      </w:r>
-      <w:proofErr w:type="spellEnd"/>
-      <w:r>
-        <w:t xml:space="preserve">. Spring Data automatycznie generuje implementacje, a my dopisujemy tylko niestandardowe zapytania (np. </w:t>
-      </w:r>
-      <w:proofErr w:type="spellStart"/>
-      <w:r>
-        <w:t>groupByStatus</w:t>
-      </w:r>
-      <w:proofErr w:type="spellEnd"/>
-      <w:r>
-        <w:t xml:space="preserve">, </w:t>
-      </w:r>
-      <w:proofErr w:type="spellStart"/>
-      <w:r>
-        <w:t>findByIdForUpdate</w:t>
-      </w:r>
-      <w:proofErr w:type="spellEnd"/>
-      <w:r>
-        <w:t>).</w:t>
-      </w:r>
-    </w:p>
-    <w:p>
-      <w:pPr>
-        <w:pStyle w:val="Heading2"/>
-      </w:pPr>
-      <w:r>
-        <w:t xml:space="preserve">11.2. </w:t>
-      </w:r>
-      <w:proofErr w:type="spellStart"/>
-      <w:r>
-        <w:t>Dependency</w:t>
-      </w:r>
-      <w:proofErr w:type="spellEnd"/>
-      <w:r>
-        <w:t xml:space="preserve"> </w:t>
-      </w:r>
-      <w:proofErr w:type="spellStart"/>
-      <w:r>
-        <w:t>Injection</w:t>
-      </w:r>
-      <w:proofErr w:type="spellEnd"/>
+        <w:t xml:space="preserve">Problem: encja Zgloszenie ma kilkanaście pól. Tworzenie jej w metodzie ZgloszenieService.utworz() polegało na długim, podatnym na pomyłki ciągu setterów — łatwo było pominąć pole albo pomylić kolejność, a sam proces składania obiektu mieszał się z logiką biznesową serwisu.</w:t>
+      </w:r>
     </w:p>
     <w:p>
       <w:pPr>
@@ -3649,23 +3591,7 @@
         <w:jc w:val="both"/>
       </w:pPr>
       <w:r>
-        <w:t xml:space="preserve">Wszystkie serwisy i kontrolery używają wstrzykiwania przez konstruktor. Spring sam łączy zależności, co ułatwia testowanie (możemy podstawiać </w:t>
-      </w:r>
-      <w:proofErr w:type="spellStart"/>
-      <w:r>
-        <w:t>mocki</w:t>
-      </w:r>
-      <w:proofErr w:type="spellEnd"/>
-      <w:r>
-        <w:t xml:space="preserve"> w testach jednostkowych).</w:t>
-      </w:r>
-    </w:p>
-    <w:p>
-      <w:pPr>
-        <w:pStyle w:val="Heading2"/>
-      </w:pPr>
-      <w:r>
-        <w:t>11.3. DTO (Data Transfer Object)</w:t>
+        <w:t xml:space="preserve">Rozwiązanie: klasa ZgloszenieBuilder udostępnia płynne (fluent) API, które buduje zgłoszenie krok po kroku. Metoda build() dodatkowo waliduje pola wymagane (tytuł, kategoria, zgłaszający), dzięki czemu nie powstanie obiekt w niespójnym stanie. Proces składania jest oddzielony od docelowej reprezentacji encji.</w:t>
       </w:r>
     </w:p>
     <w:p>
@@ -3674,39 +3600,7 @@
         <w:jc w:val="both"/>
       </w:pPr>
       <w:r>
-        <w:t xml:space="preserve">Klasy w pakiecie </w:t>
-      </w:r>
-      <w:proofErr w:type="spellStart"/>
-      <w:r>
-        <w:t>dto</w:t>
-      </w:r>
-      <w:proofErr w:type="spellEnd"/>
-      <w:r>
-        <w:t xml:space="preserve"> (</w:t>
-      </w:r>
-      <w:proofErr w:type="spellStart"/>
-      <w:r>
-        <w:t>ZgloszenieDto</w:t>
-      </w:r>
-      <w:proofErr w:type="spellEnd"/>
-      <w:r>
-        <w:t xml:space="preserve">, </w:t>
-      </w:r>
-      <w:proofErr w:type="spellStart"/>
-      <w:r>
-        <w:t>PrzypisanieDto</w:t>
-      </w:r>
-      <w:proofErr w:type="spellEnd"/>
-      <w:r>
-        <w:t xml:space="preserve">, </w:t>
-      </w:r>
-      <w:proofErr w:type="spellStart"/>
-      <w:r>
-        <w:t>UzytkownikDto</w:t>
-      </w:r>
-      <w:proofErr w:type="spellEnd"/>
-      <w:r>
-        <w:t>) oddzielają strukturę API od encji JPA. Dzięki temu możemy zmienić wewnętrzną reprezentację danych bez modyfikowania kontraktów dla klienta.</w:t>
+        <w:t xml:space="preserve">Kod i test: model/ZgloszenieBuilder.java, wykorzystany w ZgloszenieService.utworz(). Test: ZgloszenieBuilderTest (4 testy — ustawianie pól oraz walidacja braków).</w:t>
       </w:r>
     </w:p>
     <w:p>
@@ -3714,15 +3608,7 @@
         <w:pStyle w:val="Heading2"/>
       </w:pPr>
       <w:r>
-        <w:t xml:space="preserve">11.4. </w:t>
-      </w:r>
-      <w:proofErr w:type="spellStart"/>
-      <w:r>
-        <w:t>Strategy</w:t>
-      </w:r>
-      <w:proofErr w:type="spellEnd"/>
-      <w:r>
-        <w:t xml:space="preserve"> (w obliczaniu priorytetu)</w:t>
+        <w:t xml:space="preserve">11.2. Fasada (Facade) — wzorzec strukturalny</w:t>
       </w:r>
     </w:p>
     <w:p>
@@ -3730,81 +3616,17 @@
         <w:spacing w:after="120" w:line="300" w:lineRule="auto"/>
         <w:jc w:val="both"/>
       </w:pPr>
-      <w:proofErr w:type="spellStart"/>
-      <w:r>
-        <w:t>PriorytetService</w:t>
-      </w:r>
-      <w:proofErr w:type="spellEnd"/>
-      <w:r>
-        <w:t xml:space="preserve"> stosuje wzorzec strategii w obliczaniu mnożników. Metoda oblicz() łączy mnożnik pilności (4 warianty </w:t>
-      </w:r>
-      <w:proofErr w:type="spellStart"/>
-      <w:r>
-        <w:t>enum</w:t>
-      </w:r>
-      <w:proofErr w:type="spellEnd"/>
-      <w:r>
-        <w:t>) z mnożnikiem zwłoki (funkcja czasu), a każdy wariant może być niezależnie modyfikowany.</w:t>
-      </w:r>
-    </w:p>
-    <w:p>
-      <w:pPr>
-        <w:pStyle w:val="Heading2"/>
-      </w:pPr>
-      <w:r>
-        <w:t xml:space="preserve">11.5. </w:t>
-      </w:r>
-      <w:proofErr w:type="spellStart"/>
-      <w:r>
-        <w:t>Retry</w:t>
-      </w:r>
-      <w:proofErr w:type="spellEnd"/>
+      <w:r>
+        <w:t xml:space="preserve">Problem: pulpit (dashboard) potrzebuje danych pochodzących z kilku operacji podsystemu zgłoszeń — statystyk oraz najpilniejszej części kolejki. Frontend musiałby wykonywać wiele osobnych wywołań i samodzielnie je składać, wiążąc się ze szczegółami działania backendu.</w:t>
+      </w:r>
     </w:p>
     <w:p>
       <w:pPr>
         <w:spacing w:after="120" w:line="300" w:lineRule="auto"/>
         <w:jc w:val="both"/>
       </w:pPr>
-      <w:proofErr w:type="spellStart"/>
-      <w:r>
-        <w:lastRenderedPageBreak/>
-        <w:t>PrzypisanieService</w:t>
-      </w:r>
-      <w:proofErr w:type="spellEnd"/>
-      <w:r>
-        <w:t xml:space="preserve"> implementuje wzorzec </w:t>
-      </w:r>
-      <w:proofErr w:type="spellStart"/>
-      <w:r>
-        <w:t>retry</w:t>
-      </w:r>
-      <w:proofErr w:type="spellEnd"/>
-      <w:r>
-        <w:t xml:space="preserve"> w metodzie przypisz() z trzema próbami i rosnącym opóźnieniem. To klasyczny wzorzec dla operacji wrażliwych na konflikty współbieżne.</w:t>
-      </w:r>
-    </w:p>
-    <w:p>
-      <w:pPr>
-        <w:pStyle w:val="Heading2"/>
-      </w:pPr>
-      <w:r>
-        <w:t xml:space="preserve">11.6. </w:t>
-      </w:r>
-      <w:proofErr w:type="spellStart"/>
-      <w:r>
-        <w:t>Self-injection</w:t>
-      </w:r>
-      <w:proofErr w:type="spellEnd"/>
-      <w:r>
-        <w:t xml:space="preserve"> (Spring </w:t>
-      </w:r>
-      <w:proofErr w:type="spellStart"/>
-      <w:r>
-        <w:t>proxy</w:t>
-      </w:r>
-      <w:proofErr w:type="spellEnd"/>
-      <w:r>
-        <w:t>)</w:t>
+      <w:r>
+        <w:t xml:space="preserve">Rozwiązanie: klasa PulpitFasada udostępnia jeden uproszczony punkt wejścia — metodę pobierzDanePulpitu() — która ukrywa złożoność i kolejność wywołań podsystemu, zwracając gotowy komplet danych pulpitu. Kontroler PulpitController jedynie ją wywołuje, nie znając szczegółów składania danych.</w:t>
       </w:r>
     </w:p>
     <w:p>
@@ -3813,55 +3635,7 @@
         <w:jc w:val="both"/>
       </w:pPr>
       <w:r>
-        <w:t xml:space="preserve">W </w:t>
-      </w:r>
-      <w:proofErr w:type="spellStart"/>
-      <w:r>
-        <w:t>PrzypisanieService</w:t>
-      </w:r>
-      <w:proofErr w:type="spellEnd"/>
-      <w:r>
-        <w:t xml:space="preserve"> używamy @Lazy </w:t>
-      </w:r>
-      <w:proofErr w:type="spellStart"/>
-      <w:r>
-        <w:t>autowire</w:t>
-      </w:r>
-      <w:proofErr w:type="spellEnd"/>
-      <w:r>
-        <w:t xml:space="preserve"> na samym sobie (pole </w:t>
-      </w:r>
-      <w:proofErr w:type="spellStart"/>
-      <w:r>
-        <w:t>self</w:t>
-      </w:r>
-      <w:proofErr w:type="spellEnd"/>
-      <w:r>
-        <w:t xml:space="preserve">). Dzięki temu, kiedy metoda przypisz() woła </w:t>
-      </w:r>
-      <w:proofErr w:type="spellStart"/>
-      <w:r>
-        <w:t>przypiszWTransakcji</w:t>
-      </w:r>
-      <w:proofErr w:type="spellEnd"/>
-      <w:r>
-        <w:t xml:space="preserve">(), wywołanie idzie przez </w:t>
-      </w:r>
-      <w:proofErr w:type="spellStart"/>
-      <w:r>
-        <w:t>proxy</w:t>
-      </w:r>
-      <w:proofErr w:type="spellEnd"/>
-      <w:r>
-        <w:t xml:space="preserve"> </w:t>
-      </w:r>
-      <w:proofErr w:type="spellStart"/>
-      <w:r>
-        <w:t>Springa</w:t>
-      </w:r>
-      <w:proofErr w:type="spellEnd"/>
-      <w:r>
-        <w:t xml:space="preserve"> i mechanizm transakcji działa poprawnie.</w:t>
+        <w:t xml:space="preserve">Kod i test: facade/PulpitFasada.java oraz controller/PulpitController.java (endpoint GET /api/pulpit). Test: PulpitFasadaTest (3 testy — komplet danych, limit kolejki, mapowanie na DTO).</w:t>
       </w:r>
     </w:p>
     <w:p>
@@ -3869,7 +3643,7 @@
         <w:pStyle w:val="Heading2"/>
       </w:pPr>
       <w:r>
-        <w:t>11.7. MVC</w:t>
+        <w:t xml:space="preserve">11.3. Strategia (Strategy) — wzorzec czynnościowy</w:t>
       </w:r>
     </w:p>
     <w:p>
@@ -3878,15 +3652,7 @@
         <w:jc w:val="both"/>
       </w:pPr>
       <w:r>
-        <w:t>Klasyczny podział na kontroler (warstwa REST), serwis (logika biznesowa) i model (encje + repozytoria). Każda warstwa ma własną odpowiedzialność, co znacząco ułatwia rozbudowę.</w:t>
-      </w:r>
-    </w:p>
-    <w:p>
-      <w:pPr>
-        <w:pStyle w:val="Heading1"/>
-      </w:pPr>
-      <w:r>
-        <w:t>12. Opis testów</w:t>
+        <w:t xml:space="preserve">Problem: sposób obliczania automatycznego priorytetu był zaszyty w jednej metodzie z instrukcją switch. Dodanie alternatywnego algorytmu (np. uproszczonego na potrzeby raportów) wymagało ingerencji w istniejący kod, co łamie zasadę otwarte/zamknięte (OCP).</w:t>
       </w:r>
     </w:p>
     <w:p>
@@ -3895,55 +3661,7 @@
         <w:jc w:val="both"/>
       </w:pPr>
       <w:r>
-        <w:t xml:space="preserve">Pokrycie testami obejmuje najważniejszą logikę biznesową w warstwie serwisowej. Wszystkie testy są napisane w </w:t>
-      </w:r>
-      <w:proofErr w:type="spellStart"/>
-      <w:r>
-        <w:t>JUnit</w:t>
-      </w:r>
-      <w:proofErr w:type="spellEnd"/>
-      <w:r>
-        <w:t xml:space="preserve"> 5 z biblioteką </w:t>
-      </w:r>
-      <w:proofErr w:type="spellStart"/>
-      <w:r>
-        <w:t>AssertJ</w:t>
-      </w:r>
-      <w:proofErr w:type="spellEnd"/>
-      <w:r>
-        <w:t xml:space="preserve"> oraz </w:t>
-      </w:r>
-      <w:proofErr w:type="spellStart"/>
-      <w:r>
-        <w:t>Mockito</w:t>
-      </w:r>
-      <w:proofErr w:type="spellEnd"/>
-      <w:r>
-        <w:t xml:space="preserve"> do tworzenia </w:t>
-      </w:r>
-      <w:proofErr w:type="spellStart"/>
-      <w:r>
-        <w:t>mocków</w:t>
-      </w:r>
-      <w:proofErr w:type="spellEnd"/>
-      <w:r>
-        <w:t xml:space="preserve"> zależności.</w:t>
-      </w:r>
-    </w:p>
-    <w:p>
-      <w:pPr>
-        <w:pStyle w:val="Heading2"/>
-      </w:pPr>
-      <w:r>
-        <w:t xml:space="preserve">12.1. </w:t>
-      </w:r>
-      <w:proofErr w:type="spellStart"/>
-      <w:r>
-        <w:t>PriorytetServiceTest</w:t>
-      </w:r>
-      <w:proofErr w:type="spellEnd"/>
-      <w:r>
-        <w:t xml:space="preserve"> (13 testów)</w:t>
+        <w:t xml:space="preserve">Rozwiązanie: interfejs StrategiaPriorytetu definiuje wymienny algorytm obliczania priorytetu. WazonaStrategiaPriorytetu (domyślna, oznaczona @Primary) liczy priorytet z wagi kategorii, pilności i zwłoki; ProstaStrategiaPriorytetu zwraca sam domyślny priorytet kategorii. Kontekst PriorytetService deleguje obliczenie do wstrzykniętej strategii, nie wiedząc, która to konkretnie. Nową strategię można dodać bez zmiany istniejącego kodu.</w:t>
       </w:r>
     </w:p>
     <w:p>
@@ -3952,96 +3670,7 @@
         <w:jc w:val="both"/>
       </w:pPr>
       <w:r>
-        <w:t xml:space="preserve">Pełne pokrycie algorytmu obliczania priorytetu, bez kontekstu </w:t>
-      </w:r>
-      <w:proofErr w:type="spellStart"/>
-      <w:r>
-        <w:t>Springa</w:t>
-      </w:r>
-      <w:proofErr w:type="spellEnd"/>
-      <w:r>
-        <w:t>. Testujemy:</w:t>
-      </w:r>
-    </w:p>
-    <w:p>
-      <w:pPr>
-        <w:pStyle w:val="ListParagraph"/>
-        <w:numPr>
-          <w:ilvl w:val="0"/>
-          <w:numId w:val="2"/>
-        </w:numPr>
-        <w:spacing w:after="80"/>
-      </w:pPr>
-      <w:r>
-        <w:t>Zwracanie priorytetu ręcznego bez modyfikacji.</w:t>
-      </w:r>
-    </w:p>
-    <w:p>
-      <w:pPr>
-        <w:pStyle w:val="ListParagraph"/>
-        <w:numPr>
-          <w:ilvl w:val="0"/>
-          <w:numId w:val="2"/>
-        </w:numPr>
-        <w:spacing w:after="80"/>
-      </w:pPr>
-      <w:r>
-        <w:t>Ograniczenie wyniku do zakresu 1, 100 (</w:t>
-      </w:r>
-      <w:proofErr w:type="spellStart"/>
-      <w:r>
-        <w:t>clamp</w:t>
-      </w:r>
-      <w:proofErr w:type="spellEnd"/>
-      <w:r>
-        <w:t>).</w:t>
-      </w:r>
-    </w:p>
-    <w:p>
-      <w:pPr>
-        <w:pStyle w:val="ListParagraph"/>
-        <w:numPr>
-          <w:ilvl w:val="0"/>
-          <w:numId w:val="2"/>
-        </w:numPr>
-        <w:spacing w:after="80"/>
-      </w:pPr>
-      <w:r>
-        <w:t>Wszystkie cztery warianty mnożnika pilności (0.5, 0.7, 1.0, 1.3).</w:t>
-      </w:r>
-    </w:p>
-    <w:p>
-      <w:pPr>
-        <w:pStyle w:val="ListParagraph"/>
-        <w:numPr>
-          <w:ilvl w:val="0"/>
-          <w:numId w:val="2"/>
-        </w:numPr>
-        <w:spacing w:after="80"/>
-      </w:pPr>
-      <w:r>
-        <w:t>Mnożnik zwłoki dla braku daty, daty w przyszłości, sprzed 24h, bardzo starej.</w:t>
-      </w:r>
-    </w:p>
-    <w:p>
-      <w:pPr>
-        <w:pStyle w:val="ListParagraph"/>
-        <w:numPr>
-          <w:ilvl w:val="0"/>
-          <w:numId w:val="2"/>
-        </w:numPr>
-        <w:spacing w:after="80"/>
-      </w:pPr>
-      <w:r>
-        <w:t xml:space="preserve">Efekt uboczny metody </w:t>
-      </w:r>
-      <w:proofErr w:type="spellStart"/>
-      <w:r>
-        <w:t>zaktualizujPriorytet</w:t>
-      </w:r>
-      <w:proofErr w:type="spellEnd"/>
-      <w:r>
-        <w:t>().</w:t>
+        <w:t xml:space="preserve">Kod i test: service/priorytet/ (interfejs StrategiaPriorytetu oraz dwie implementacje), kontekst PriorytetService. Test: StrategiaPriorytetuTest (4 testy porównujące wyniki obu strategii).</w:t>
       </w:r>
     </w:p>
     <w:p>
@@ -4049,15 +3678,7 @@
         <w:pStyle w:val="Heading2"/>
       </w:pPr>
       <w:r>
-        <w:t xml:space="preserve">12.2. </w:t>
-      </w:r>
-      <w:proofErr w:type="spellStart"/>
-      <w:r>
-        <w:t>ZgloszenieServiceTest</w:t>
-      </w:r>
-      <w:proofErr w:type="spellEnd"/>
-      <w:r>
-        <w:t xml:space="preserve"> (15 testów)</w:t>
+        <w:t xml:space="preserve">11.4. Obserwator (Observer) — wzorzec czynnościowy</w:t>
       </w:r>
     </w:p>
     <w:p>
@@ -4066,104 +3687,7 @@
         <w:jc w:val="both"/>
       </w:pPr>
       <w:r>
-        <w:t xml:space="preserve">Testy z </w:t>
-      </w:r>
-      <w:proofErr w:type="spellStart"/>
-      <w:r>
-        <w:t>mockami</w:t>
-      </w:r>
-      <w:proofErr w:type="spellEnd"/>
-      <w:r>
-        <w:t xml:space="preserve"> repozytoriów. Sprawdzają:</w:t>
-      </w:r>
-    </w:p>
-    <w:p>
-      <w:pPr>
-        <w:pStyle w:val="ListParagraph"/>
-        <w:numPr>
-          <w:ilvl w:val="0"/>
-          <w:numId w:val="2"/>
-        </w:numPr>
-        <w:spacing w:after="80"/>
-      </w:pPr>
-      <w:r>
-        <w:t>Tworzenie zgłoszenia z poprawnym statusem NOWE i wygenerowanym numerem.</w:t>
-      </w:r>
-    </w:p>
-    <w:p>
-      <w:pPr>
-        <w:pStyle w:val="ListParagraph"/>
-        <w:numPr>
-          <w:ilvl w:val="0"/>
-          <w:numId w:val="2"/>
-        </w:numPr>
-        <w:spacing w:after="80"/>
-      </w:pPr>
-      <w:r>
-        <w:t>Format numeru zgłoszenia (ZGL-RRRRMMDD-NNNNNN).</w:t>
-      </w:r>
-    </w:p>
-    <w:p>
-      <w:pPr>
-        <w:pStyle w:val="ListParagraph"/>
-        <w:numPr>
-          <w:ilvl w:val="0"/>
-          <w:numId w:val="2"/>
-        </w:numPr>
-        <w:spacing w:after="80"/>
-      </w:pPr>
-      <w:r>
-        <w:t>Zapis historii statusu przy każdej zmianie.</w:t>
-      </w:r>
-    </w:p>
-    <w:p>
-      <w:pPr>
-        <w:pStyle w:val="ListParagraph"/>
-        <w:numPr>
-          <w:ilvl w:val="0"/>
-          <w:numId w:val="2"/>
-        </w:numPr>
-        <w:spacing w:after="80"/>
-      </w:pPr>
-      <w:r>
-        <w:t xml:space="preserve">Ustawienie pola </w:t>
-      </w:r>
-      <w:proofErr w:type="spellStart"/>
-      <w:r>
-        <w:t>zamknieto</w:t>
-      </w:r>
-      <w:proofErr w:type="spellEnd"/>
-      <w:r>
-        <w:t xml:space="preserve"> przy statusach ROZWIAZANE i ZAMKNIETE.</w:t>
-      </w:r>
-    </w:p>
-    <w:p>
-      <w:pPr>
-        <w:pStyle w:val="ListParagraph"/>
-        <w:numPr>
-          <w:ilvl w:val="0"/>
-          <w:numId w:val="2"/>
-        </w:numPr>
-        <w:spacing w:after="80"/>
-      </w:pPr>
-      <w:r>
-        <w:t>Wyjątki przy braku użytkownika lub kategorii.</w:t>
-      </w:r>
-    </w:p>
-    <w:p>
-      <w:pPr>
-        <w:pStyle w:val="Heading2"/>
-      </w:pPr>
-      <w:r>
-        <w:t xml:space="preserve">12.3. </w:t>
-      </w:r>
-      <w:proofErr w:type="spellStart"/>
-      <w:r>
-        <w:t>PrzypisanieServiceTest</w:t>
-      </w:r>
-      <w:proofErr w:type="spellEnd"/>
-      <w:r>
-        <w:t xml:space="preserve"> (12 testów)</w:t>
+        <w:t xml:space="preserve">Problem: zmiana statusu zgłoszenia powinna wywoływać kilka niezależnych skutków ubocznych — zapis do historii statusów, wpis do logów, a w przyszłości powiadomienie e-mail. Wpisanie ich wszystkich wprost do serwisu zgłoszeń silnie wiązało go z tymi mechanizmami i utrudniało dodawanie kolejnych.</w:t>
       </w:r>
     </w:p>
     <w:p>
@@ -4172,6 +3696,326 @@
         <w:jc w:val="both"/>
       </w:pPr>
       <w:r>
+        <w:t xml:space="preserve">Rozwiązanie: podmiot PublikatorZmianyStatusu powiadamia wszystkich obserwatorów (interfejs ZmianaStatusuObserver) o zdarzeniu zmiany statusu. HistoriaStatusowObserver zapisuje wpis do bazy, a LogObserver loguje zdarzenie. Serwis nie wie, ilu jest obserwatorów ani co robią — Spring wstrzykuje ich automatycznie, więc kolejnego (np. e-mail) można dodać bez modyfikacji serwisu.</w:t>
+      </w:r>
+    </w:p>
+    <w:p>
+      <w:pPr>
+        <w:spacing w:after="120" w:line="300" w:lineRule="auto"/>
+        <w:jc w:val="both"/>
+      </w:pPr>
+      <w:r>
+        <w:t xml:space="preserve">Kod i test: observer/ (publikator, interfejs obserwatora, dwa konkretne obserwatory oraz zdarzenie), wykorzystany w ZgloszenieService.utworz() i zmienStatus(). Test: ObserwatorZmianyStatusuTest (4 testy — powiadamianie, zapis historii, brak interakcji z bazą w LogObserver).</w:t>
+      </w:r>
+    </w:p>
+    <w:p>
+      <w:pPr>
+        <w:pStyle w:val="Heading2"/>
+      </w:pPr>
+      <w:r>
+        <w:t xml:space="preserve">11.5. Wzorce dostarczane przez framework</w:t>
+      </w:r>
+    </w:p>
+    <w:p>
+      <w:pPr>
+        <w:spacing w:after="120" w:line="300" w:lineRule="auto"/>
+        <w:jc w:val="both"/>
+      </w:pPr>
+      <w:r>
+        <w:t xml:space="preserve">Niezależnie od powyższych, framework Spring zapewnia infrastrukturalnie kilka dalszych wzorców, których nie implementowaliśmy ręcznie: Singleton (każdy bean @Service/@Component istnieje w jednym egzemplarzu na aplikację), Wstrzykiwanie zależności (Dependency Injection przez konstruktory) oraz Repository (interfejsy Spring Data JPA generujące zapytania). Całość zachowuje też klasyczny podział MVC: kontroler (REST) → serwis (logika) → repozytorium → model. Traktujemy je jako tło architektoniczne, a nie nasz główny wkład — tym są cztery wzorce opisane wyżej.</w:t>
+      </w:r>
+    </w:p>
+    <w:p>
+      <w:pPr>
+        <w:pStyle w:val="Heading1"/>
+      </w:pPr>
+      <w:r>
+        <w:t>12. Opis testów</w:t>
+      </w:r>
+    </w:p>
+    <w:p>
+      <w:pPr>
+        <w:spacing w:after="120" w:line="300" w:lineRule="auto"/>
+        <w:jc w:val="both"/>
+      </w:pPr>
+      <w:r>
+        <w:t xml:space="preserve">Pokrycie testami obejmuje najważniejszą logikę biznesową w warstwie serwisowej. Wszystkie testy są napisane w </w:t>
+      </w:r>
+      <w:proofErr w:type="spellStart"/>
+      <w:r>
+        <w:t>JUnit</w:t>
+      </w:r>
+      <w:proofErr w:type="spellEnd"/>
+      <w:r>
+        <w:t xml:space="preserve"> 5 z biblioteką </w:t>
+      </w:r>
+      <w:proofErr w:type="spellStart"/>
+      <w:r>
+        <w:t>AssertJ</w:t>
+      </w:r>
+      <w:proofErr w:type="spellEnd"/>
+      <w:r>
+        <w:t xml:space="preserve"> oraz </w:t>
+      </w:r>
+      <w:proofErr w:type="spellStart"/>
+      <w:r>
+        <w:t>Mockito</w:t>
+      </w:r>
+      <w:proofErr w:type="spellEnd"/>
+      <w:r>
+        <w:t xml:space="preserve"> do tworzenia </w:t>
+      </w:r>
+      <w:proofErr w:type="spellStart"/>
+      <w:r>
+        <w:t>mocków</w:t>
+      </w:r>
+      <w:proofErr w:type="spellEnd"/>
+      <w:r>
+        <w:t xml:space="preserve"> zależności.</w:t>
+      </w:r>
+    </w:p>
+    <w:p>
+      <w:pPr>
+        <w:pStyle w:val="Heading2"/>
+      </w:pPr>
+      <w:r>
+        <w:t xml:space="preserve">12.1. </w:t>
+      </w:r>
+      <w:proofErr w:type="spellStart"/>
+      <w:r>
+        <w:t>PriorytetServiceTest</w:t>
+      </w:r>
+      <w:proofErr w:type="spellEnd"/>
+      <w:r>
+        <w:t xml:space="preserve"> (13 testów)</w:t>
+      </w:r>
+    </w:p>
+    <w:p>
+      <w:pPr>
+        <w:spacing w:after="120" w:line="300" w:lineRule="auto"/>
+        <w:jc w:val="both"/>
+      </w:pPr>
+      <w:r>
+        <w:t xml:space="preserve">Pełne pokrycie algorytmu obliczania priorytetu, bez kontekstu </w:t>
+      </w:r>
+      <w:proofErr w:type="spellStart"/>
+      <w:r>
+        <w:t>Springa</w:t>
+      </w:r>
+      <w:proofErr w:type="spellEnd"/>
+      <w:r>
+        <w:t>. Testujemy:</w:t>
+      </w:r>
+    </w:p>
+    <w:p>
+      <w:pPr>
+        <w:pStyle w:val="ListParagraph"/>
+        <w:numPr>
+          <w:ilvl w:val="0"/>
+          <w:numId w:val="2"/>
+        </w:numPr>
+        <w:spacing w:after="80"/>
+      </w:pPr>
+      <w:r>
+        <w:t>Zwracanie priorytetu ręcznego bez modyfikacji.</w:t>
+      </w:r>
+    </w:p>
+    <w:p>
+      <w:pPr>
+        <w:pStyle w:val="ListParagraph"/>
+        <w:numPr>
+          <w:ilvl w:val="0"/>
+          <w:numId w:val="2"/>
+        </w:numPr>
+        <w:spacing w:after="80"/>
+      </w:pPr>
+      <w:r>
+        <w:t>Ograniczenie wyniku do zakresu 1, 100 (</w:t>
+      </w:r>
+      <w:proofErr w:type="spellStart"/>
+      <w:r>
+        <w:t>clamp</w:t>
+      </w:r>
+      <w:proofErr w:type="spellEnd"/>
+      <w:r>
+        <w:t>).</w:t>
+      </w:r>
+    </w:p>
+    <w:p>
+      <w:pPr>
+        <w:pStyle w:val="ListParagraph"/>
+        <w:numPr>
+          <w:ilvl w:val="0"/>
+          <w:numId w:val="2"/>
+        </w:numPr>
+        <w:spacing w:after="80"/>
+      </w:pPr>
+      <w:r>
+        <w:t>Wszystkie cztery warianty mnożnika pilności (0.5, 0.7, 1.0, 1.3).</w:t>
+      </w:r>
+    </w:p>
+    <w:p>
+      <w:pPr>
+        <w:pStyle w:val="ListParagraph"/>
+        <w:numPr>
+          <w:ilvl w:val="0"/>
+          <w:numId w:val="2"/>
+        </w:numPr>
+        <w:spacing w:after="80"/>
+      </w:pPr>
+      <w:r>
+        <w:t>Mnożnik zwłoki dla braku daty, daty w przyszłości, sprzed 24h, bardzo starej.</w:t>
+      </w:r>
+    </w:p>
+    <w:p>
+      <w:pPr>
+        <w:pStyle w:val="ListParagraph"/>
+        <w:numPr>
+          <w:ilvl w:val="0"/>
+          <w:numId w:val="2"/>
+        </w:numPr>
+        <w:spacing w:after="80"/>
+      </w:pPr>
+      <w:r>
+        <w:t xml:space="preserve">Efekt uboczny metody </w:t>
+      </w:r>
+      <w:proofErr w:type="spellStart"/>
+      <w:r>
+        <w:t>zaktualizujPriorytet</w:t>
+      </w:r>
+      <w:proofErr w:type="spellEnd"/>
+      <w:r>
+        <w:t>().</w:t>
+      </w:r>
+    </w:p>
+    <w:p>
+      <w:pPr>
+        <w:pStyle w:val="Heading2"/>
+      </w:pPr>
+      <w:r>
+        <w:t xml:space="preserve">12.2. </w:t>
+      </w:r>
+      <w:proofErr w:type="spellStart"/>
+      <w:r>
+        <w:t>ZgloszenieServiceTest</w:t>
+      </w:r>
+      <w:proofErr w:type="spellEnd"/>
+      <w:r>
+        <w:t xml:space="preserve"> (15 testów)</w:t>
+      </w:r>
+    </w:p>
+    <w:p>
+      <w:pPr>
+        <w:spacing w:after="120" w:line="300" w:lineRule="auto"/>
+        <w:jc w:val="both"/>
+      </w:pPr>
+      <w:r>
+        <w:t xml:space="preserve">Testy z </w:t>
+      </w:r>
+      <w:proofErr w:type="spellStart"/>
+      <w:r>
+        <w:t>mockami</w:t>
+      </w:r>
+      <w:proofErr w:type="spellEnd"/>
+      <w:r>
+        <w:t xml:space="preserve"> repozytoriów. Sprawdzają:</w:t>
+      </w:r>
+    </w:p>
+    <w:p>
+      <w:pPr>
+        <w:pStyle w:val="ListParagraph"/>
+        <w:numPr>
+          <w:ilvl w:val="0"/>
+          <w:numId w:val="2"/>
+        </w:numPr>
+        <w:spacing w:after="80"/>
+      </w:pPr>
+      <w:r>
+        <w:t>Tworzenie zgłoszenia z poprawnym statusem NOWE i wygenerowanym numerem.</w:t>
+      </w:r>
+    </w:p>
+    <w:p>
+      <w:pPr>
+        <w:pStyle w:val="ListParagraph"/>
+        <w:numPr>
+          <w:ilvl w:val="0"/>
+          <w:numId w:val="2"/>
+        </w:numPr>
+        <w:spacing w:after="80"/>
+      </w:pPr>
+      <w:r>
+        <w:t>Format numeru zgłoszenia (ZGL-RRRRMMDD-NNNNNN).</w:t>
+      </w:r>
+    </w:p>
+    <w:p>
+      <w:pPr>
+        <w:pStyle w:val="ListParagraph"/>
+        <w:numPr>
+          <w:ilvl w:val="0"/>
+          <w:numId w:val="2"/>
+        </w:numPr>
+        <w:spacing w:after="80"/>
+      </w:pPr>
+      <w:r>
+        <w:t>Zapis historii statusu przy każdej zmianie.</w:t>
+      </w:r>
+    </w:p>
+    <w:p>
+      <w:pPr>
+        <w:pStyle w:val="ListParagraph"/>
+        <w:numPr>
+          <w:ilvl w:val="0"/>
+          <w:numId w:val="2"/>
+        </w:numPr>
+        <w:spacing w:after="80"/>
+      </w:pPr>
+      <w:r>
+        <w:t xml:space="preserve">Ustawienie pola </w:t>
+      </w:r>
+      <w:proofErr w:type="spellStart"/>
+      <w:r>
+        <w:t>zamknieto</w:t>
+      </w:r>
+      <w:proofErr w:type="spellEnd"/>
+      <w:r>
+        <w:t xml:space="preserve"> przy statusach ROZWIAZANE i ZAMKNIETE.</w:t>
+      </w:r>
+    </w:p>
+    <w:p>
+      <w:pPr>
+        <w:pStyle w:val="ListParagraph"/>
+        <w:numPr>
+          <w:ilvl w:val="0"/>
+          <w:numId w:val="2"/>
+        </w:numPr>
+        <w:spacing w:after="80"/>
+      </w:pPr>
+      <w:r>
+        <w:t>Wyjątki przy braku użytkownika lub kategorii.</w:t>
+      </w:r>
+    </w:p>
+    <w:p>
+      <w:pPr>
+        <w:pStyle w:val="Heading2"/>
+      </w:pPr>
+      <w:r>
+        <w:t xml:space="preserve">12.3. </w:t>
+      </w:r>
+      <w:proofErr w:type="spellStart"/>
+      <w:r>
+        <w:t>PrzypisanieServiceTest</w:t>
+      </w:r>
+      <w:proofErr w:type="spellEnd"/>
+      <w:r>
+        <w:t xml:space="preserve"> (12 testów)</w:t>
+      </w:r>
+    </w:p>
+    <w:p>
+      <w:pPr>
+        <w:spacing w:after="120" w:line="300" w:lineRule="auto"/>
+        <w:jc w:val="both"/>
+      </w:pPr>
+      <w:r>
         <w:t>Testy logiki przypisania technika:</w:t>
       </w:r>
     </w:p>
@@ -4265,6 +4109,252 @@
       </w:pPr>
       <w:r>
         <w:t>Anulowanie zlecenia z notatką.</w:t>
+      </w:r>
+    </w:p>
+    <w:p>
+      <w:pPr>
+        <w:pStyle w:val="Heading2"/>
+      </w:pPr>
+      <w:r>
+        <w:t xml:space="preserve">12.4. ZgloszenieBuilderTest (4 testy)</w:t>
+      </w:r>
+    </w:p>
+    <w:p>
+      <w:pPr>
+        <w:spacing w:after="120" w:line="300" w:lineRule="auto"/>
+        <w:jc w:val="both"/>
+      </w:pPr>
+      <w:r>
+        <w:t xml:space="preserve">Testy wzorca Budowniczy:</w:t>
+      </w:r>
+    </w:p>
+    <w:p>
+      <w:pPr>
+        <w:pStyle w:val="ListParagraph"/>
+        <w:numPr>
+          <w:ilvl w:val="0"/>
+          <w:numId w:val="2"/>
+        </w:numPr>
+        <w:spacing w:after="80"/>
+      </w:pPr>
+      <w:r>
+        <w:t xml:space="preserve">Poprawne ustawienie wszystkich pól w gotowym zgłoszeniu.</w:t>
+      </w:r>
+    </w:p>
+    <w:p>
+      <w:pPr>
+        <w:pStyle w:val="ListParagraph"/>
+        <w:numPr>
+          <w:ilvl w:val="0"/>
+          <w:numId w:val="2"/>
+        </w:numPr>
+        <w:spacing w:after="80"/>
+      </w:pPr>
+      <w:r>
+        <w:t xml:space="preserve">Wyjątek przy braku tytułu, kategorii lub zgłaszającego (walidacja w build()).</w:t>
+      </w:r>
+    </w:p>
+    <w:p>
+      <w:pPr>
+        <w:pStyle w:val="Heading2"/>
+      </w:pPr>
+      <w:r>
+        <w:t xml:space="preserve">12.5. StrategiaPriorytetuTest (4 testy)</w:t>
+      </w:r>
+    </w:p>
+    <w:p>
+      <w:pPr>
+        <w:spacing w:after="120" w:line="300" w:lineRule="auto"/>
+        <w:jc w:val="both"/>
+      </w:pPr>
+      <w:r>
+        <w:t xml:space="preserve">Testy wzorca Strategia:</w:t>
+      </w:r>
+    </w:p>
+    <w:p>
+      <w:pPr>
+        <w:pStyle w:val="ListParagraph"/>
+        <w:numPr>
+          <w:ilvl w:val="0"/>
+          <w:numId w:val="2"/>
+        </w:numPr>
+        <w:spacing w:after="80"/>
+      </w:pPr>
+      <w:r>
+        <w:t xml:space="preserve">Strategia ważona uwzględnia pilność i wagę kategorii.</w:t>
+      </w:r>
+    </w:p>
+    <w:p>
+      <w:pPr>
+        <w:pStyle w:val="ListParagraph"/>
+        <w:numPr>
+          <w:ilvl w:val="0"/>
+          <w:numId w:val="2"/>
+        </w:numPr>
+        <w:spacing w:after="80"/>
+      </w:pPr>
+      <w:r>
+        <w:t xml:space="preserve">Strategia prosta zwraca sam domyślny priorytet kategorii.</w:t>
+      </w:r>
+    </w:p>
+    <w:p>
+      <w:pPr>
+        <w:pStyle w:val="ListParagraph"/>
+        <w:numPr>
+          <w:ilvl w:val="0"/>
+          <w:numId w:val="2"/>
+        </w:numPr>
+        <w:spacing w:after="80"/>
+      </w:pPr>
+      <w:r>
+        <w:t xml:space="preserve">Obie strategie przycinają wynik do zakresu 1–100.</w:t>
+      </w:r>
+    </w:p>
+    <w:p>
+      <w:pPr>
+        <w:pStyle w:val="ListParagraph"/>
+        <w:numPr>
+          <w:ilvl w:val="0"/>
+          <w:numId w:val="2"/>
+        </w:numPr>
+        <w:spacing w:after="80"/>
+      </w:pPr>
+      <w:r>
+        <w:t xml:space="preserve">Dla tych samych danych strategie dają różne wyniki — potwierdza wymienność algorytmu.</w:t>
+      </w:r>
+    </w:p>
+    <w:p>
+      <w:pPr>
+        <w:pStyle w:val="Heading2"/>
+      </w:pPr>
+      <w:r>
+        <w:t xml:space="preserve">12.6. ObserwatorZmianyStatusuTest (4 testy)</w:t>
+      </w:r>
+    </w:p>
+    <w:p>
+      <w:pPr>
+        <w:spacing w:after="120" w:line="300" w:lineRule="auto"/>
+        <w:jc w:val="both"/>
+      </w:pPr>
+      <w:r>
+        <w:t xml:space="preserve">Testy wzorca Obserwator:</w:t>
+      </w:r>
+    </w:p>
+    <w:p>
+      <w:pPr>
+        <w:pStyle w:val="ListParagraph"/>
+        <w:numPr>
+          <w:ilvl w:val="0"/>
+          <w:numId w:val="2"/>
+        </w:numPr>
+        <w:spacing w:after="80"/>
+      </w:pPr>
+      <w:r>
+        <w:t xml:space="preserve">Publikator powiadamia wszystkich zarejestrowanych obserwatorów.</w:t>
+      </w:r>
+    </w:p>
+    <w:p>
+      <w:pPr>
+        <w:pStyle w:val="ListParagraph"/>
+        <w:numPr>
+          <w:ilvl w:val="0"/>
+          <w:numId w:val="2"/>
+        </w:numPr>
+        <w:spacing w:after="80"/>
+      </w:pPr>
+      <w:r>
+        <w:t xml:space="preserve">Publikator bez obserwatorów nie rzuca wyjątku.</w:t>
+      </w:r>
+    </w:p>
+    <w:p>
+      <w:pPr>
+        <w:pStyle w:val="ListParagraph"/>
+        <w:numPr>
+          <w:ilvl w:val="0"/>
+          <w:numId w:val="2"/>
+        </w:numPr>
+        <w:spacing w:after="80"/>
+      </w:pPr>
+      <w:r>
+        <w:t xml:space="preserve">HistoriaStatusowObserver zapisuje wpis o poprawnych danych.</w:t>
+      </w:r>
+    </w:p>
+    <w:p>
+      <w:pPr>
+        <w:pStyle w:val="ListParagraph"/>
+        <w:numPr>
+          <w:ilvl w:val="0"/>
+          <w:numId w:val="2"/>
+        </w:numPr>
+        <w:spacing w:after="80"/>
+      </w:pPr>
+      <w:r>
+        <w:t xml:space="preserve">LogObserver nie dotyka bazy danych.</w:t>
+      </w:r>
+    </w:p>
+    <w:p>
+      <w:pPr>
+        <w:pStyle w:val="Heading2"/>
+      </w:pPr>
+      <w:r>
+        <w:t xml:space="preserve">12.7. PulpitFasadaTest (3 testy)</w:t>
+      </w:r>
+    </w:p>
+    <w:p>
+      <w:pPr>
+        <w:spacing w:after="120" w:line="300" w:lineRule="auto"/>
+        <w:jc w:val="both"/>
+      </w:pPr>
+      <w:r>
+        <w:t xml:space="preserve">Testy wzorca Fasada:</w:t>
+      </w:r>
+    </w:p>
+    <w:p>
+      <w:pPr>
+        <w:pStyle w:val="ListParagraph"/>
+        <w:numPr>
+          <w:ilvl w:val="0"/>
+          <w:numId w:val="2"/>
+        </w:numPr>
+        <w:spacing w:after="80"/>
+      </w:pPr>
+      <w:r>
+        <w:t xml:space="preserve">Fasada zwraca komplet danych pulpitu (statystyki i najpilniejsze).</w:t>
+      </w:r>
+    </w:p>
+    <w:p>
+      <w:pPr>
+        <w:pStyle w:val="ListParagraph"/>
+        <w:numPr>
+          <w:ilvl w:val="0"/>
+          <w:numId w:val="2"/>
+        </w:numPr>
+        <w:spacing w:after="80"/>
+      </w:pPr>
+      <w:r>
+        <w:t xml:space="preserve">Fasada ogranicza listę najpilniejszych do 10 pozycji.</w:t>
+      </w:r>
+    </w:p>
+    <w:p>
+      <w:pPr>
+        <w:pStyle w:val="ListParagraph"/>
+        <w:numPr>
+          <w:ilvl w:val="0"/>
+          <w:numId w:val="2"/>
+        </w:numPr>
+        <w:spacing w:after="80"/>
+      </w:pPr>
+      <w:r>
+        <w:t xml:space="preserve">Fasada mapuje encje na DTO (bezpieczne do serializacji).</w:t>
+      </w:r>
+    </w:p>
+    <w:p>
+      <w:pPr>
+        <w:spacing w:after="120" w:line="300" w:lineRule="auto"/>
+        <w:jc w:val="both"/>
+      </w:pPr>
+      <w:r>
+        <w:t xml:space="preserve">Łącznie: 55 testów jednostkowych w 7 klasach, dodatkowo test ładowania kontekstu Springa (SystemUsterekApplicationTests) potwierdzający, że wszystkie nowe wzorce poprawnie składają się w kontenerze. Wszystkie przechodzą (BUILD SUCCESS).</w:t>
       </w:r>
     </w:p>
     <w:p>
@@ -5178,7 +5268,7 @@
             </w:r>
             <w:proofErr w:type="spellEnd"/>
             <w:r>
-              <w:t xml:space="preserve"> po dacie dodania, ukrycie kolumny Zgłaszający dla roli ZGLASZAJACY, 40 testów jednostkowych (</w:t>
+              <w:t xml:space="preserve"> po dacie dodania, ukrycie kolumny Zgłaszający dla roli ZGLASZAJACY, 55 testów jednostkowych (</w:t>
             </w:r>
             <w:proofErr w:type="spellStart"/>
             <w:r>
